--- a/100005915_Week2-Exercise–Individual-DataQualityCheckwithaFAIRDatasetUsingTableauPrep/Report.docx
+++ b/100005915_Week2-Exercise–Individual-DataQualityCheckwithaFAIRDatasetUsingTableauPrep/Report.docx
@@ -24,7 +24,7 @@
     <w:p>
       <w:r>
         <w:pict w14:anchorId="42BB6F55">
-          <v:rect id="_x0000_i1151" style="width:0;height:1.5pt" o:hralign="center" o:hrstd="t" o:hr="t" fillcolor="#a0a0a0" stroked="f"/>
+          <v:rect id="_x0000_i1025" style="width:0;height:1.5pt" o:hralign="center" o:hrstd="t" o:hr="t" fillcolor="#a0a0a0" stroked="f"/>
         </w:pict>
       </w:r>
     </w:p>
@@ -112,7 +112,7 @@
     </w:p>
     <w:p>
       <w:r>
-        <w:t>The Global Terrorism Database contains structured records of terrorism-related incidents worldwide. The dataset includes information such as country, year of occurrence, attack type, target type, number of casualties, and weapon type. It also contains additional metadata such as event identifiers and classification fields.</w:t>
+        <w:t xml:space="preserve">The Global Terrorism Database contains structured records of terrorism-related incidents worldwide. The dataset includes information such as country, year of occurrence, attack type, target type, number of casualties, and weapon type. </w:t>
       </w:r>
     </w:p>
     <w:p>
@@ -202,7 +202,7 @@
     <w:p>
       <w:r>
         <w:pict w14:anchorId="2BAADC88">
-          <v:rect id="_x0000_i1152" style="width:0;height:1.5pt" o:hralign="center" o:hrstd="t" o:hr="t" fillcolor="#a0a0a0" stroked="f"/>
+          <v:rect id="_x0000_i1026" style="width:0;height:1.5pt" o:hralign="center" o:hrstd="t" o:hr="t" fillcolor="#a0a0a0" stroked="f"/>
         </w:pict>
       </w:r>
     </w:p>
@@ -286,7 +286,7 @@
     <w:p>
       <w:r>
         <w:pict w14:anchorId="54DB2047">
-          <v:rect id="_x0000_i1153" style="width:0;height:1.5pt" o:hralign="center" o:hrstd="t" o:hr="t" fillcolor="#a0a0a0" stroked="f"/>
+          <v:rect id="_x0000_i1048" style="width:0;height:1.5pt" o:hralign="center" o:hrstd="t" o:hr="t" fillcolor="#a0a0a0" stroked="f"/>
         </w:pict>
       </w:r>
     </w:p>
@@ -324,14 +324,14 @@
         </w:numPr>
       </w:pPr>
       <w:r>
+        <w:t xml:space="preserve">Variations in categorical labels affected uniform interpretation </w:t>
+      </w:r>
+    </w:p>
+    <w:p>
+      <w:r>
         <w:lastRenderedPageBreak/>
-        <w:t xml:space="preserve">Variations in categorical labels affected uniform interpretation </w:t>
-      </w:r>
-    </w:p>
-    <w:p>
-      <w:r>
         <w:pict w14:anchorId="75721995">
-          <v:rect id="_x0000_i1154" style="width:0;height:1.5pt" o:hralign="center" o:hrstd="t" o:hr="t" fillcolor="#a0a0a0" stroked="f"/>
+          <v:rect id="_x0000_i1028" style="width:0;height:1.5pt" o:hralign="center" o:hrstd="t" o:hr="t" fillcolor="#a0a0a0" stroked="f"/>
         </w:pict>
       </w:r>
     </w:p>
@@ -375,7 +375,7 @@
     <w:p>
       <w:r>
         <w:pict w14:anchorId="354C6882">
-          <v:rect id="_x0000_i1155" style="width:0;height:1.5pt" o:hralign="center" o:hrstd="t" o:hr="t" fillcolor="#a0a0a0" stroked="f"/>
+          <v:rect id="_x0000_i1029" style="width:0;height:1.5pt" o:hralign="center" o:hrstd="t" o:hr="t" fillcolor="#a0a0a0" stroked="f"/>
         </w:pict>
       </w:r>
     </w:p>
@@ -419,7 +419,7 @@
     <w:p>
       <w:r>
         <w:pict w14:anchorId="4F5214F9">
-          <v:rect id="_x0000_i1156" style="width:0;height:1.5pt" o:hralign="center" o:hrstd="t" o:hr="t" fillcolor="#a0a0a0" stroked="f"/>
+          <v:rect id="_x0000_i1030" style="width:0;height:1.5pt" o:hralign="center" o:hrstd="t" o:hr="t" fillcolor="#a0a0a0" stroked="f"/>
         </w:pict>
       </w:r>
     </w:p>
@@ -463,7 +463,7 @@
     <w:p>
       <w:r>
         <w:pict w14:anchorId="1AFB74D1">
-          <v:rect id="_x0000_i1157" style="width:0;height:1.5pt" o:hralign="center" o:hrstd="t" o:hr="t" fillcolor="#a0a0a0" stroked="f"/>
+          <v:rect id="_x0000_i1031" style="width:0;height:1.5pt" o:hralign="center" o:hrstd="t" o:hr="t" fillcolor="#a0a0a0" stroked="f"/>
         </w:pict>
       </w:r>
     </w:p>
@@ -507,7 +507,7 @@
     <w:p>
       <w:r>
         <w:pict w14:anchorId="3BBD4008">
-          <v:rect id="_x0000_i1158" style="width:0;height:1.5pt" o:hralign="center" o:hrstd="t" o:hr="t" fillcolor="#a0a0a0" stroked="f"/>
+          <v:rect id="_x0000_i1032" style="width:0;height:1.5pt" o:hralign="center" o:hrstd="t" o:hr="t" fillcolor="#a0a0a0" stroked="f"/>
         </w:pict>
       </w:r>
     </w:p>
@@ -548,7 +548,7 @@
     <w:p>
       <w:r>
         <w:pict w14:anchorId="664E3F08">
-          <v:rect id="_x0000_i1159" style="width:0;height:1.5pt" o:hralign="center" o:hrstd="t" o:hr="t" fillcolor="#a0a0a0" stroked="f"/>
+          <v:rect id="_x0000_i1033" style="width:0;height:1.5pt" o:hralign="center" o:hrstd="t" o:hr="t" fillcolor="#a0a0a0" stroked="f"/>
         </w:pict>
       </w:r>
     </w:p>
@@ -575,7 +575,7 @@
     <w:p>
       <w:r>
         <w:pict w14:anchorId="62D504B9">
-          <v:rect id="_x0000_i1160" style="width:0;height:1.5pt" o:hralign="center" o:hrstd="t" o:hr="t" fillcolor="#a0a0a0" stroked="f"/>
+          <v:rect id="_x0000_i1034" style="width:0;height:1.5pt" o:hralign="center" o:hrstd="t" o:hr="t" fillcolor="#a0a0a0" stroked="f"/>
         </w:pict>
       </w:r>
     </w:p>
@@ -651,23 +651,23 @@
       </w:pPr>
       <w:proofErr w:type="spellStart"/>
       <w:r>
+        <w:t>nkill</w:t>
+      </w:r>
+      <w:proofErr w:type="spellEnd"/>
+      <w:r>
+        <w:t xml:space="preserve"> → Casualties </w:t>
+      </w:r>
+    </w:p>
+    <w:p>
+      <w:r>
         <w:lastRenderedPageBreak/>
-        <w:t>nkill</w:t>
-      </w:r>
-      <w:proofErr w:type="spellEnd"/>
-      <w:r>
-        <w:t xml:space="preserve"> → Casualties </w:t>
-      </w:r>
-    </w:p>
-    <w:p>
-      <w:r>
         <w:t>This improved traceability and readability.</w:t>
       </w:r>
     </w:p>
     <w:p>
       <w:r>
         <w:pict w14:anchorId="21231FD9">
-          <v:rect id="_x0000_i1161" style="width:0;height:1.5pt" o:hralign="center" o:hrstd="t" o:hr="t" fillcolor="#a0a0a0" stroked="f"/>
+          <v:rect id="_x0000_i1035" style="width:0;height:1.5pt" o:hralign="center" o:hrstd="t" o:hr="t" fillcolor="#a0a0a0" stroked="f"/>
         </w:pict>
       </w:r>
     </w:p>
@@ -716,7 +716,7 @@
     <w:p>
       <w:r>
         <w:pict w14:anchorId="5B899E39">
-          <v:rect id="_x0000_i1162" style="width:0;height:1.5pt" o:hralign="center" o:hrstd="t" o:hr="t" fillcolor="#a0a0a0" stroked="f"/>
+          <v:rect id="_x0000_i1036" style="width:0;height:1.5pt" o:hralign="center" o:hrstd="t" o:hr="t" fillcolor="#a0a0a0" stroked="f"/>
         </w:pict>
       </w:r>
     </w:p>
@@ -760,7 +760,7 @@
     <w:p>
       <w:r>
         <w:pict w14:anchorId="4987DB1B">
-          <v:rect id="_x0000_i1163" style="width:0;height:1.5pt" o:hralign="center" o:hrstd="t" o:hr="t" fillcolor="#a0a0a0" stroked="f"/>
+          <v:rect id="_x0000_i1037" style="width:0;height:1.5pt" o:hralign="center" o:hrstd="t" o:hr="t" fillcolor="#a0a0a0" stroked="f"/>
         </w:pict>
       </w:r>
     </w:p>
@@ -804,7 +804,7 @@
     <w:p>
       <w:r>
         <w:pict w14:anchorId="7BED71F2">
-          <v:rect id="_x0000_i1164" style="width:0;height:1.5pt" o:hralign="center" o:hrstd="t" o:hr="t" fillcolor="#a0a0a0" stroked="f"/>
+          <v:rect id="_x0000_i1038" style="width:0;height:1.5pt" o:hralign="center" o:hrstd="t" o:hr="t" fillcolor="#a0a0a0" stroked="f"/>
         </w:pict>
       </w:r>
     </w:p>
@@ -848,7 +848,7 @@
     <w:p>
       <w:r>
         <w:pict w14:anchorId="5F395AA1">
-          <v:rect id="_x0000_i1165" style="width:0;height:1.5pt" o:hralign="center" o:hrstd="t" o:hr="t" fillcolor="#a0a0a0" stroked="f"/>
+          <v:rect id="_x0000_i1039" style="width:0;height:1.5pt" o:hralign="center" o:hrstd="t" o:hr="t" fillcolor="#a0a0a0" stroked="f"/>
         </w:pict>
       </w:r>
     </w:p>
@@ -892,7 +892,7 @@
     <w:p>
       <w:r>
         <w:pict w14:anchorId="3656CD4C">
-          <v:rect id="_x0000_i1166" style="width:0;height:1.5pt" o:hralign="center" o:hrstd="t" o:hr="t" fillcolor="#a0a0a0" stroked="f"/>
+          <v:rect id="_x0000_i1040" style="width:0;height:1.5pt" o:hralign="center" o:hrstd="t" o:hr="t" fillcolor="#a0a0a0" stroked="f"/>
         </w:pict>
       </w:r>
     </w:p>
@@ -960,14 +960,14 @@
     </w:p>
     <w:p>
       <w:r>
+        <w:t>This added interpretability to the dataset.</w:t>
+      </w:r>
+    </w:p>
+    <w:p>
+      <w:r>
         <w:lastRenderedPageBreak/>
-        <w:t>This added interpretability to the dataset.</w:t>
-      </w:r>
-    </w:p>
-    <w:p>
-      <w:r>
         <w:pict w14:anchorId="3B0EAB49">
-          <v:rect id="_x0000_i1167" style="width:0;height:1.5pt" o:hralign="center" o:hrstd="t" o:hr="t" fillcolor="#a0a0a0" stroked="f"/>
+          <v:rect id="_x0000_i1041" style="width:0;height:1.5pt" o:hralign="center" o:hrstd="t" o:hr="t" fillcolor="#a0a0a0" stroked="f"/>
         </w:pict>
       </w:r>
     </w:p>
@@ -994,7 +994,7 @@
     <w:p>
       <w:r>
         <w:pict w14:anchorId="3CCDDEB8">
-          <v:rect id="_x0000_i1168" style="width:0;height:1.5pt" o:hralign="center" o:hrstd="t" o:hr="t" fillcolor="#a0a0a0" stroked="f"/>
+          <v:rect id="_x0000_i1042" style="width:0;height:1.5pt" o:hralign="center" o:hrstd="t" o:hr="t" fillcolor="#a0a0a0" stroked="f"/>
         </w:pict>
       </w:r>
     </w:p>
@@ -1356,7 +1356,7 @@
     <w:p>
       <w:r>
         <w:pict w14:anchorId="40E61275">
-          <v:rect id="_x0000_i1169" style="width:0;height:1.5pt" o:hralign="center" o:hrstd="t" o:hr="t" fillcolor="#a0a0a0" stroked="f"/>
+          <v:rect id="_x0000_i1043" style="width:0;height:1.5pt" o:hralign="center" o:hrstd="t" o:hr="t" fillcolor="#a0a0a0" stroked="f"/>
         </w:pict>
       </w:r>
     </w:p>
@@ -1450,7 +1450,7 @@
     <w:p>
       <w:r>
         <w:pict w14:anchorId="555EF5A2">
-          <v:rect id="_x0000_i1170" style="width:0;height:1.5pt" o:hralign="center" o:hrstd="t" o:hr="t" fillcolor="#a0a0a0" stroked="f"/>
+          <v:rect id="_x0000_i1044" style="width:0;height:1.5pt" o:hralign="center" o:hrstd="t" o:hr="t" fillcolor="#a0a0a0" stroked="f"/>
         </w:pict>
       </w:r>
     </w:p>
@@ -1520,7 +1520,7 @@
     <w:p>
       <w:r>
         <w:pict w14:anchorId="37022D9B">
-          <v:rect id="_x0000_i1171" style="width:0;height:1.5pt" o:hralign="center" o:hrstd="t" o:hr="t" fillcolor="#a0a0a0" stroked="f"/>
+          <v:rect id="_x0000_i1045" style="width:0;height:1.5pt" o:hralign="center" o:hrstd="t" o:hr="t" fillcolor="#a0a0a0" stroked="f"/>
         </w:pict>
       </w:r>
     </w:p>
@@ -1545,7 +1545,6 @@
     </w:p>
     <w:p>
       <w:r>
-        <w:lastRenderedPageBreak/>
         <w:t xml:space="preserve">This study demonstrated the application of </w:t>
       </w:r>
       <w:r>
@@ -1556,7 +1555,11 @@
         <w:t>Tableau Prep</w:t>
       </w:r>
       <w:r>
-        <w:t xml:space="preserve"> for improving data quality in a FAIR-compliant real-world dataset. By applying systematic cleaning operations such as filtering, renaming, type correction, and duplicate removal, the dataset was significantly improved in terms of completeness, consistency, validity, and usability.</w:t>
+        <w:t xml:space="preserve"> for improving data quality in a FAIR-compliant real-world dataset. By applying systematic cleaning operations such as filtering, renaming, </w:t>
+      </w:r>
+      <w:r>
+        <w:lastRenderedPageBreak/>
+        <w:t>type correction, and duplicate removal, the dataset was significantly improved in terms of completeness, consistency, validity, and usability.</w:t>
       </w:r>
     </w:p>
     <w:p>
@@ -5522,6 +5525,7 @@
   <w:style w:type="character" w:default="1" w:styleId="DefaultParagraphFont">
     <w:name w:val="Default Paragraph Font"/>
     <w:uiPriority w:val="1"/>
+    <w:semiHidden/>
     <w:unhideWhenUsed/>
   </w:style>
   <w:style w:type="table" w:default="1" w:styleId="TableNormal">
